--- a/docs/03_Team_Response_and_Change_Record.docx
+++ b/docs/03_Team_Response_and_Change_Record.docx
@@ -7,92 +7,237 @@
         <w:pStyle w:val="Title"/>
       </w:pPr>
       <w:r>
-        <w:t>Team Response and Change Record</w:t>
+        <w:t>Team response and change record</w:t>
+      </w:r>
+    </w:p>
+    <w:p>
+      <w:r>
+        <w:t>PhishLens | SE-2422</w:t>
+      </w:r>
+    </w:p>
+    <w:p>
+      <w:r>
+        <w:t>Aiym Pangerey; Sabina Zhumagaliyeva; Alibek Asylbekuly</w:t>
       </w:r>
     </w:p>
     <w:p>
       <w:pPr>
-        <w:pStyle w:val="Heading1"/>
+        <w:pStyle w:val="Heading2"/>
       </w:pPr>
       <w:r>
-        <w:t>Project</w:t>
+        <w:t>Changes</w:t>
+      </w:r>
+    </w:p>
+    <w:tbl>
+      <w:tblPr>
+        <w:tblStyle w:val="TableGrid"/>
+        <w:tblW w:type="auto" w:w="0"/>
+        <w:tblLook w:firstColumn="1" w:firstRow="1" w:lastColumn="0" w:lastRow="0" w:noHBand="0" w:noVBand="1" w:val="04A0"/>
+      </w:tblPr>
+      <w:tblGrid>
+        <w:gridCol w:w="5112"/>
+        <w:gridCol w:w="5112"/>
+      </w:tblGrid>
+      <w:tr>
+        <w:trPr>
+          <w:cantSplit/>
+        </w:trPr>
+        <w:tc>
+          <w:tcPr>
+            <w:tcW w:type="dxa" w:w="5112"/>
+            <w:shd w:fill="F5D9E3"/>
+          </w:tcPr>
+          <w:p>
+            <w:r>
+              <w:rPr>
+                <w:b/>
+              </w:rPr>
+              <w:t>Area</w:t>
+            </w:r>
+          </w:p>
+        </w:tc>
+        <w:tc>
+          <w:tcPr>
+            <w:tcW w:type="dxa" w:w="5112"/>
+            <w:shd w:fill="F5D9E3"/>
+          </w:tcPr>
+          <w:p>
+            <w:r>
+              <w:rPr>
+                <w:b/>
+              </w:rPr>
+              <w:t>Response or change</w:t>
+            </w:r>
+          </w:p>
+        </w:tc>
+      </w:tr>
+      <w:tr>
+        <w:trPr>
+          <w:cantSplit/>
+        </w:trPr>
+        <w:tc>
+          <w:tcPr>
+            <w:tcW w:type="dxa" w:w="5112"/>
+          </w:tcPr>
+          <w:p>
+            <w:r>
+              <w:t>Scope and roles</w:t>
+            </w:r>
+          </w:p>
+        </w:tc>
+        <w:tc>
+          <w:tcPr>
+            <w:tcW w:type="dxa" w:w="5112"/>
+          </w:tcPr>
+          <w:p>
+            <w:r>
+              <w:t>Retained the proposed MVP and team responsibilities after positive overall feedback.</w:t>
+            </w:r>
+          </w:p>
+        </w:tc>
+      </w:tr>
+      <w:tr>
+        <w:trPr>
+          <w:cantSplit/>
+        </w:trPr>
+        <w:tc>
+          <w:tcPr>
+            <w:tcW w:type="dxa" w:w="5112"/>
+          </w:tcPr>
+          <w:p>
+            <w:r>
+              <w:t>Consolidated report</w:t>
+            </w:r>
+          </w:p>
+        </w:tc>
+        <w:tc>
+          <w:tcPr>
+            <w:tcW w:type="dxa" w:w="5112"/>
+          </w:tcPr>
+          <w:p>
+            <w:r>
+              <w:t>Included the final team-supplied PDF as the authoritative report; its bytes are unchanged.</w:t>
+            </w:r>
+          </w:p>
+        </w:tc>
+      </w:tr>
+      <w:tr>
+        <w:trPr>
+          <w:cantSplit/>
+        </w:trPr>
+        <w:tc>
+          <w:tcPr>
+            <w:tcW w:type="dxa" w:w="5112"/>
+          </w:tcPr>
+          <w:p>
+            <w:r>
+              <w:t>Browser reading</w:t>
+            </w:r>
+          </w:p>
+        </w:tc>
+        <w:tc>
+          <w:tcPr>
+            <w:tcW w:type="dxa" w:w="5112"/>
+          </w:tcPr>
+          <w:p>
+            <w:r>
+              <w:t>Added page previews of all 33 PDF pages, separate architecture files and supporting source files.</w:t>
+            </w:r>
+          </w:p>
+        </w:tc>
+      </w:tr>
+      <w:tr>
+        <w:trPr>
+          <w:cantSplit/>
+        </w:trPr>
+        <w:tc>
+          <w:tcPr>
+            <w:tcW w:type="dxa" w:w="5112"/>
+          </w:tcPr>
+          <w:p>
+            <w:r>
+              <w:t>Supervisor record</w:t>
+            </w:r>
+          </w:p>
+        </w:tc>
+        <w:tc>
+          <w:tcPr>
+            <w:tcW w:type="dxa" w:w="5112"/>
+          </w:tcPr>
+          <w:p>
+            <w:r>
+              <w:t>Summarized the actual general feedback in a table. No detailed supervisor comments, dates, times, signatures or chat screenshots were added.</w:t>
+            </w:r>
+          </w:p>
+        </w:tc>
+      </w:tr>
+      <w:tr>
+        <w:trPr>
+          <w:cantSplit/>
+        </w:trPr>
+        <w:tc>
+          <w:tcPr>
+            <w:tcW w:type="dxa" w:w="5112"/>
+          </w:tcPr>
+          <w:p>
+            <w:r>
+              <w:t>Source package</w:t>
+            </w:r>
+          </w:p>
+        </w:tc>
+        <w:tc>
+          <w:tcPr>
+            <w:tcW w:type="dxa" w:w="5112"/>
+          </w:tcPr>
+          <w:p>
+            <w:r>
+              <w:t>Replaced the earlier package with the current PDF and visible supporting files; excluded the private correspondence image.</w:t>
+            </w:r>
+          </w:p>
+        </w:tc>
+      </w:tr>
+      <w:tr>
+        <w:trPr>
+          <w:cantSplit/>
+        </w:trPr>
+        <w:tc>
+          <w:tcPr>
+            <w:tcW w:type="dxa" w:w="5112"/>
+          </w:tcPr>
+          <w:p>
+            <w:r>
+              <w:t>Version references</w:t>
+            </w:r>
+          </w:p>
+        </w:tc>
+        <w:tc>
+          <w:tcPr>
+            <w:tcW w:type="dxa" w:w="5112"/>
+          </w:tcPr>
+          <w:p>
+            <w:r>
+              <w:t>The final PDF cites the original prob-period-1 baseline commit. The publication update is recorded separately rather than representing it as that old commit.</w:t>
+            </w:r>
+          </w:p>
+        </w:tc>
+      </w:tr>
+    </w:tbl>
+    <w:p>
+      <w:pPr>
+        <w:pStyle w:val="Heading2"/>
+      </w:pPr>
+      <w:r>
+        <w:t>Next stage</w:t>
       </w:r>
     </w:p>
     <w:p>
       <w:r>
-        <w:t>Design and Development of an Explainable Browser Extension for Real-Time Phishing Website Detection</w:t>
-        <w:br/>
-        <w:t>24 October 2026 | PHD-1</w:t>
-      </w:r>
-    </w:p>
-    <w:p>
-      <w:pPr>
-        <w:pStyle w:val="Heading1"/>
-      </w:pPr>
-      <w:r>
-        <w:t>Response to supervisor guidance</w:t>
-      </w:r>
-    </w:p>
-    <w:p>
-      <w:r>
-        <w:t>A consolidated PDF report was prepared with the requirements, survey analysis, literature, comparisons, design, evaluation plan, management evidence and original screenshots. A separate YouTrack screenshot PDF was prepared for the dedicated upload field.</w:t>
-      </w:r>
-    </w:p>
-    <w:p>
-      <w:pPr>
-        <w:pStyle w:val="Heading1"/>
-      </w:pPr>
-      <w:r>
-        <w:t>Corrections</w:t>
-      </w:r>
-    </w:p>
-    <w:p>
-      <w:r>
-        <w:t>English team names are used throughout authored text. Survey findings use the actual supplied counts, including n=11 for Q7. The inconsistent exclusive selections in Q12 are disclosed. Technical targets remain proposed.</w:t>
-      </w:r>
-    </w:p>
-    <w:p>
-      <w:pPr>
-        <w:pStyle w:val="Heading1"/>
-      </w:pPr>
-      <w:r>
-        <w:t>Preserved content</w:t>
-      </w:r>
-    </w:p>
-    <w:p>
-      <w:r>
-        <w:t>The supplied MVP boundaries, shared frontend/backend roles, ML role, overall schedule and PHD-1 deadline of 26 October are preserved. The university submission remains due 24 October at 18:00. Original evidence images are unchanged.</w:t>
-      </w:r>
-    </w:p>
-    <w:p>
-      <w:pPr>
-        <w:pStyle w:val="Heading1"/>
-      </w:pPr>
-      <w:r>
-        <w:t>Status not overstated</w:t>
-      </w:r>
-    </w:p>
-    <w:p>
-      <w:r>
-        <w:t>The package contains no invented user discussions, client agreements, measurements, teammate reviews or accepted invitations. General positive supervisor feedback is recorded without inventing detailed comments.</w:t>
-      </w:r>
-    </w:p>
-    <w:p>
-      <w:pPr>
-        <w:pStyle w:val="Heading1"/>
-      </w:pPr>
-      <w:r>
-        <w:t>Outstanding verification</w:t>
-      </w:r>
-    </w:p>
-    <w:p>
-      <w:r>
-        <w:t>Check actual GitHub upload and reviewer access, teammate invitations and contribution records; map YouTrack admin to the intended member. User-discussion/client-agreement evidence has not been supplied.</w:t>
+        <w:t>Continue user discussions, implementation, model training, evaluation, usability testing and peer review.</w:t>
       </w:r>
     </w:p>
     <w:sectPr>
       <w:pgSz w:w="12240" w:h="15840"/>
-      <w:pgMar w:top="1440" w:right="1800" w:bottom="1440" w:left="1800" w:header="720" w:footer="720" w:gutter="0"/>
+      <w:pgMar w:top="936" w:right="1008" w:bottom="936" w:left="1008" w:header="720" w:footer="720" w:gutter="0"/>
       <w:cols w:space="720"/>
       <w:docGrid w:linePitch="360"/>
     </w:sectPr>
@@ -463,9 +608,11 @@
     <w:name w:val="Normal"/>
     <w:qFormat/>
     <w:rsid w:val="00FC693F"/>
+    <w:pPr>
+      <w:spacing w:after="100"/>
+    </w:pPr>
     <w:rPr>
-      <w:rFonts w:ascii="Arial" w:hAnsi="Arial"/>
-      <w:color w:val="000000"/>
+      <w:rFonts w:ascii="Calibri" w:hAnsi="Calibri"/>
       <w:sz w:val="20"/>
     </w:rPr>
   </w:style>
@@ -528,12 +675,13 @@
       <w:outlineLvl w:val="0"/>
     </w:pPr>
     <w:rPr>
-      <w:rFonts w:asciiTheme="majorHAnsi" w:eastAsiaTheme="majorEastAsia" w:hAnsiTheme="majorHAnsi" w:cstheme="majorBidi" w:ascii="Arial" w:hAnsi="Arial"/>
+      <w:rFonts w:asciiTheme="majorHAnsi" w:eastAsiaTheme="majorEastAsia" w:hAnsiTheme="majorHAnsi" w:cstheme="majorBidi"/>
       <w:b/>
       <w:bCs/>
       <w:color w:val="000000"/>
       <w:sz w:val="28"/>
       <w:szCs w:val="28"/>
+      <w:u w:val="none"/>
     </w:rPr>
   </w:style>
   <w:style w:type="paragraph" w:styleId="Heading2">
@@ -555,9 +703,10 @@
       <w:rFonts w:asciiTheme="majorHAnsi" w:eastAsiaTheme="majorEastAsia" w:hAnsiTheme="majorHAnsi" w:cstheme="majorBidi"/>
       <w:b/>
       <w:bCs/>
-      <w:color w:val="4F81BD" w:themeColor="accent1"/>
+      <w:color w:val="000000"/>
       <w:sz w:val="26"/>
       <w:szCs w:val="26"/>
+      <w:u w:val="none"/>
     </w:rPr>
   </w:style>
   <w:style w:type="paragraph" w:styleId="Heading3">
@@ -814,12 +963,13 @@
       <w:contextualSpacing/>
     </w:pPr>
     <w:rPr>
-      <w:rFonts w:asciiTheme="majorHAnsi" w:eastAsiaTheme="majorEastAsia" w:hAnsiTheme="majorHAnsi" w:cstheme="majorBidi" w:ascii="Arial" w:hAnsi="Arial"/>
+      <w:rFonts w:asciiTheme="majorHAnsi" w:eastAsiaTheme="majorEastAsia" w:hAnsiTheme="majorHAnsi" w:cstheme="majorBidi"/>
       <w:color w:val="000000"/>
       <w:spacing w:val="5"/>
       <w:kern w:val="28"/>
       <w:sz w:val="52"/>
       <w:szCs w:val="52"/>
+      <w:u w:val="none"/>
     </w:rPr>
   </w:style>
   <w:style w:type="character" w:customStyle="1" w:styleId="TitleChar">
